--- a/405 Calendar and Website/Syllabus/Course Syllabus - 405 FEMBA Fall 2026.docx
+++ b/405 Calendar and Website/Syllabus/Course Syllabus - 405 FEMBA Fall 2026.docx
@@ -270,7 +270,30 @@
                             <w:sz w:val="21"/>
                             <w:u w:val="none"/>
                           </w:rPr>
-                          <w:t>Prefer a PDF? The course calendar and this syllabus can be downloaded from the website.</w:t>
+                          <w:t xml:space="preserve">Prefer a PDF with links to videos, slides, etc.? Download the </w:t>
+                        </w:r>
+                        <w:hyperlink r:id="rId11">
+                          <w:r>
+                            <w:rPr>
+                              <w:rFonts w:ascii="Calibri" w:hAnsi="Calibri"/>
+                              <w:i/>
+                              <w:u w:val="single"/>
+                              <w:color w:val="365F91"/>
+                              <w:sz w:val="21"/>
+                            </w:rPr>
+                            <w:t xml:space="preserve">course calendar</w:t>
+                          </w:r>
+                        </w:hyperlink>
+                        <w:r>
+                          <w:rPr>
+                            <w:rFonts w:ascii="Calibri" w:hAnsi="Calibri"/>
+                            <w:b w:val="0"/>
+                            <w:i/>
+                            <w:color w:val="555B66"/>
+                            <w:sz w:val="21"/>
+                            <w:u w:val="none"/>
+                          </w:rPr>
+                          <w:t xml:space="preserve"> from the class website.</w:t>
                         </w:r>
                       </w:p>
                     </w:txbxContent>
@@ -435,7 +458,7 @@
         </w:rPr>
         <w:t xml:space="preserve"> posted on Panopto and linked from the course website. Sign in with the option </w:t>
       </w:r>
-      <w:hyperlink r:id="rId11">
+      <w:hyperlink r:id="rId12">
         <w:r>
           <w:rPr>
             <w:rFonts w:ascii="Calibri" w:hAnsi="Calibri"/>
@@ -574,7 +597,7 @@
         </w:rPr>
         <w:t xml:space="preserve"> optional online exercises for every module, with hints and step-by-step solutions, on the </w:t>
       </w:r>
-      <w:hyperlink r:id="rId12">
+      <w:hyperlink r:id="rId13">
         <w:r>
           <w:rPr>
             <w:rFonts w:ascii="Calibri" w:hAnsi="Calibri"/>
@@ -875,7 +898,7 @@
         </w:rPr>
         <w:t xml:space="preserve">You can subscribe to the WSJ at a reduced educational rate (optional – not required for the class): </w:t>
       </w:r>
-      <w:hyperlink r:id="rId13">
+      <w:hyperlink r:id="rId14">
         <w:r>
           <w:rPr>
             <w:rFonts w:ascii="Calibri" w:hAnsi="Calibri"/>
@@ -942,7 +965,7 @@
         </w:rPr>
         <w:t xml:space="preserve">Interactive practice exercises for each module, with hints and step-by-step solutions, are available on the course’s practice site: </w:t>
       </w:r>
-      <w:hyperlink r:id="rId12">
+      <w:hyperlink r:id="rId13">
         <w:r>
           <w:rPr>
             <w:rFonts w:ascii="Calibri" w:hAnsi="Calibri"/>
@@ -1065,7 +1088,7 @@
         </w:rPr>
         <w:t xml:space="preserve">Take the </w:t>
       </w:r>
-      <w:hyperlink r:id="rId14">
+      <w:hyperlink r:id="rId15">
         <w:r>
           <w:rPr>
             <w:rFonts w:ascii="Calibri" w:hAnsi="Calibri"/>
@@ -1115,7 +1138,7 @@
         </w:rPr>
         <w:t xml:space="preserve">If you do not score high on the quiz, watch the </w:t>
       </w:r>
-      <w:hyperlink r:id="rId15">
+      <w:hyperlink r:id="rId16">
         <w:r>
           <w:rPr>
             <w:rFonts w:ascii="Calibri" w:hAnsi="Calibri"/>
@@ -1799,7 +1822,7 @@
           <w:sz w:val="22"/>
           <w:u w:val="none"/>
         </w:rPr>
-        <w:t>The exams are open-book. You may use the course textbook, class slides, class notes and problem sets. You may use a calculator or Excel. You may access the course materials on Bruin Learn and the online version of the textbook. Usage of the internet for any other purpose is prohibited. In particular, the use of AI tools (e.g., ChatGPT) is not allowed during the exams, and both exams are proctored by an online proctoring company. Communicating with anyone regarding the exam is prohibited.</w:t>
+        <w:t>The exams are open-book. You may use the course textbook, class slides, class notes and problem sets. You may use a calculator or Excel. You may access the course materials on the course website and on Bruin Learn, and the online version of the textbook. Usage of the internet for any other purpose is prohibited. In particular, the use of AI tools (e.g., ChatGPT) is not allowed during the exams, and both exams are proctored by an online proctoring company. Communicating with anyone regarding the exam is prohibited.</w:t>
       </w:r>
     </w:p>
     <w:p>
@@ -1891,7 +1914,7 @@
         </w:rPr>
         <w:t xml:space="preserve">Each study group submits one set of answers. The problem sets are due according to the schedule in the course calendar. Upload one solution per group on </w:t>
       </w:r>
-      <w:hyperlink r:id="rId16">
+      <w:hyperlink r:id="rId17">
         <w:r>
           <w:rPr>
             <w:rFonts w:ascii="Calibri" w:hAnsi="Calibri"/>
@@ -2142,7 +2165,7 @@
         </w:rPr>
         <w:t xml:space="preserve">UCLA’s Academic Integrity Policy is found here: </w:t>
       </w:r>
-      <w:hyperlink r:id="rId17">
+      <w:hyperlink r:id="rId18">
         <w:r>
           <w:rPr>
             <w:rFonts w:ascii="Calibri" w:hAnsi="Calibri"/>
@@ -2391,9 +2414,9 @@
           <w:sz w:val="22"/>
           <w:u w:val="none"/>
         </w:rPr>
-        <w:t xml:space="preserve">All course materials, including electronic copies of all our slides, problem sets and solutions, are on the </w:t>
+        <w:t xml:space="preserve">Electronic copies of all our slides, problem sets, and the solutions to the problem sets, are on the </w:t>
       </w:r>
-      <w:hyperlink r:id="rId16">
+      <w:hyperlink r:id="rId10">
         <w:r>
           <w:rPr>
             <w:rFonts w:ascii="Calibri" w:hAnsi="Calibri"/>
@@ -2401,7 +2424,7 @@
             <w:color w:val="365F91"/>
             <w:sz w:val="22"/>
           </w:rPr>
-          <w:t xml:space="preserve">Bruin Learn</w:t>
+          <w:t xml:space="preserve">class website</w:t>
         </w:r>
       </w:hyperlink>
       <w:r>
@@ -2413,7 +2436,7 @@
           <w:sz w:val="22"/>
           <w:u w:val="none"/>
         </w:rPr>
-        <w:t xml:space="preserve"> site for the course. This course is almost entirely paperless, except for the occasional class handout. Please monitor the course pages regularly, as they carry the most up-to-date information on the reading assignments. I will make extensive use of e-mail to communicate with the class, so please check your e-mail regularly.</w:t>
+        <w:t>. This course is almost entirely paperless, except for the occasional class handout. Please monitor the course pages regularly, as they carry the most up-to-date information on the reading assignments. I will make extensive use of e-mail to communicate with the class, so please check your e-mail regularly.</w:t>
       </w:r>
     </w:p>
     <w:p>
@@ -2488,7 +2511,7 @@
         </w:rPr>
         <w:t xml:space="preserve">The UCLA Center for Accessible Education (CAE) facilitates academic accommodations for regularly enrolled, matriculating students with documented permanent and temporary disabilities. Accommodations are designed to promote successful engagement in the UCLA academic experience. Students needing academic accommodations based on a disability should contact the Center for Accessible Education by using the “Contact Us Form” at </w:t>
       </w:r>
-      <w:hyperlink r:id="rId18">
+      <w:hyperlink r:id="rId19">
         <w:r>
           <w:rPr>
             <w:rFonts w:ascii="Calibri" w:hAnsi="Calibri"/>
